--- a/06-学生侧材料/讲义/5-无机化学/第七讲：银、金、汞、钼、钨（过渡金属三）（Word清稿）.docx
+++ b/06-学生侧材料/讲义/5-无机化学/第七讲：银、金、汞、钼、钨（过渡金属三）（Word清稿）.docx
@@ -3743,7 +3743,25 @@
         <w:rPr>
           <w:rFonts w:hint="eastAsia" w:ascii="Times New Roman" w:hAnsi="Times New Roman" w:eastAsia="Times New Roman" w:cs="Times New Roman"/>
         </w:rPr>
-        <w:t>。</w:t>
+        <w:t>。（</w:t>
+      </w:r>
+      <w:r>
+        <w:rPr>
+          <w:rFonts w:hint="eastAsia" w:ascii="Times New Roman" w:hAnsi="Times New Roman" w:eastAsia="FangSong" w:cs="Times New Roman"/>
+        </w:rPr>
+        <w:t>见图</w:t>
+      </w:r>
+      <w:r>
+        <w:rPr>
+          <w:rFonts w:ascii="Times New Roman" w:hAnsi="Times New Roman" w:eastAsia="Times New Roman" w:cs="Times New Roman"/>
+        </w:rPr>
+        <w:t xml:space="preserve"> </w:t>
+      </w:r>
+      <w:r>
+        <w:rPr>
+          <w:rFonts w:hint="eastAsia" w:ascii="Times New Roman" w:hAnsi="Times New Roman" w:eastAsia="Times New Roman" w:cs="Times New Roman"/>
+        </w:rPr>
+        <w:t xml:space="preserve">1）</w:t>
       </w:r>
     </w:p>
     <w:p>
@@ -6556,7 +6574,25 @@
         <w:rPr>
           <w:rFonts w:hint="eastAsia" w:ascii="Times New Roman" w:hAnsi="Times New Roman" w:eastAsia="Times New Roman" w:cs="Times New Roman"/>
         </w:rPr>
-        <w:t>。</w:t>
+        <w:t>。（</w:t>
+      </w:r>
+      <w:r>
+        <w:rPr>
+          <w:rFonts w:hint="eastAsia" w:ascii="Times New Roman" w:hAnsi="Times New Roman" w:eastAsia="FangSong" w:cs="Times New Roman"/>
+        </w:rPr>
+        <w:t>见图</w:t>
+      </w:r>
+      <w:r>
+        <w:rPr>
+          <w:rFonts w:ascii="Times New Roman" w:hAnsi="Times New Roman" w:eastAsia="Times New Roman" w:cs="Times New Roman"/>
+        </w:rPr>
+        <w:t xml:space="preserve"> </w:t>
+      </w:r>
+      <w:r>
+        <w:rPr>
+          <w:rFonts w:hint="eastAsia" w:ascii="Times New Roman" w:hAnsi="Times New Roman" w:eastAsia="Times New Roman" w:cs="Times New Roman"/>
+        </w:rPr>
+        <w:t xml:space="preserve">2）</w:t>
       </w:r>
     </w:p>
     <w:p>
@@ -7793,7 +7829,25 @@
         <w:rPr>
           <w:rFonts w:hint="eastAsia" w:ascii="Times New Roman" w:hAnsi="Times New Roman" w:eastAsia="Times New Roman" w:cs="Times New Roman"/>
         </w:rPr>
-        <w:t>）。（</w:t>
+        <w:t>，</w:t>
+      </w:r>
+      <w:r>
+        <w:rPr>
+          <w:rFonts w:hint="eastAsia" w:ascii="Times New Roman" w:hAnsi="Times New Roman" w:eastAsia="FangSong" w:cs="Times New Roman"/>
+        </w:rPr>
+        <w:t>见图</w:t>
+      </w:r>
+      <w:r>
+        <w:rPr>
+          <w:rFonts w:ascii="Times New Roman" w:hAnsi="Times New Roman" w:eastAsia="Times New Roman" w:cs="Times New Roman"/>
+        </w:rPr>
+        <w:t xml:space="preserve"> </w:t>
+      </w:r>
+      <w:r>
+        <w:rPr>
+          <w:rFonts w:hint="eastAsia" w:ascii="Times New Roman" w:hAnsi="Times New Roman" w:eastAsia="Times New Roman" w:cs="Times New Roman"/>
+        </w:rPr>
+        <w:t>3）。（</w:t>
       </w:r>
       <w:r>
         <w:rPr>
@@ -10284,20 +10338,44 @@
         <w:rPr>
           <w:rFonts w:ascii="Times New Roman" w:hAnsi="Times New Roman" w:eastAsia="Times New Roman" w:cs="Times New Roman"/>
         </w:rPr>
-        <w:t xml:space="preserve"> + NO↑ + 2H</w:t>
-      </w:r>
-      <w:r>
-        <w:rPr>
-          <w:rFonts w:ascii="Times New Roman" w:hAnsi="Times New Roman" w:eastAsia="Times New Roman" w:cs="Times New Roman"/>
+        <w:t xml:space="preserve"> + NO↑ + </w:t>
+      </w:r>
+      <w:r>
+        <w:rPr>
+          <w:rFonts w:hint="eastAsia" w:ascii="Times New Roman" w:hAnsi="Times New Roman" w:eastAsia="Times New Roman" w:cs="Times New Roman"/>
+        </w:rPr>
+        <w:t>2H</w:t>
+      </w:r>
+      <w:r>
+        <w:rPr>
+          <w:rFonts w:hint="eastAsia" w:ascii="Times New Roman" w:hAnsi="Times New Roman" w:eastAsia="Times New Roman" w:cs="Times New Roman"/>
           <w:vertAlign w:val="subscript"/>
         </w:rPr>
         <w:t>2</w:t>
       </w:r>
       <w:r>
         <w:rPr>
-          <w:rFonts w:ascii="Times New Roman" w:hAnsi="Times New Roman" w:eastAsia="Times New Roman" w:cs="Times New Roman"/>
-        </w:rPr>
-        <w:t>O</w:t>
+          <w:rFonts w:hint="eastAsia" w:ascii="Times New Roman" w:hAnsi="Times New Roman" w:eastAsia="Times New Roman" w:cs="Times New Roman"/>
+        </w:rPr>
+        <w:t>O（</w:t>
+      </w:r>
+      <w:r>
+        <w:rPr>
+          <w:rFonts w:hint="eastAsia" w:ascii="Times New Roman" w:hAnsi="Times New Roman" w:eastAsia="FangSong" w:cs="Times New Roman"/>
+        </w:rPr>
+        <w:t>见图</w:t>
+      </w:r>
+      <w:r>
+        <w:rPr>
+          <w:rFonts w:ascii="Times New Roman" w:hAnsi="Times New Roman" w:eastAsia="Times New Roman" w:cs="Times New Roman"/>
+        </w:rPr>
+        <w:t xml:space="preserve"> </w:t>
+      </w:r>
+      <w:r>
+        <w:rPr>
+          <w:rFonts w:hint="eastAsia" w:ascii="Times New Roman" w:hAnsi="Times New Roman" w:eastAsia="Times New Roman" w:cs="Times New Roman"/>
+        </w:rPr>
+        <w:t xml:space="preserve">4）</w:t>
       </w:r>
       <w:r>
         <w:rPr>
@@ -11219,7 +11297,25 @@
         <w:rPr>
           <w:rFonts w:hint="eastAsia" w:ascii="Times New Roman" w:hAnsi="Times New Roman" w:eastAsia="Times New Roman" w:cs="Times New Roman"/>
         </w:rPr>
-        <w:t>。</w:t>
+        <w:t>。（</w:t>
+      </w:r>
+      <w:r>
+        <w:rPr>
+          <w:rFonts w:hint="eastAsia" w:ascii="Times New Roman" w:hAnsi="Times New Roman" w:eastAsia="FangSong" w:cs="Times New Roman"/>
+        </w:rPr>
+        <w:t>见图</w:t>
+      </w:r>
+      <w:r>
+        <w:rPr>
+          <w:rFonts w:ascii="Times New Roman" w:hAnsi="Times New Roman" w:eastAsia="Times New Roman" w:cs="Times New Roman"/>
+        </w:rPr>
+        <w:t xml:space="preserve"> </w:t>
+      </w:r>
+      <w:r>
+        <w:rPr>
+          <w:rFonts w:hint="eastAsia" w:ascii="Times New Roman" w:hAnsi="Times New Roman" w:eastAsia="Times New Roman" w:cs="Times New Roman"/>
+        </w:rPr>
+        <w:t xml:space="preserve">5）</w:t>
       </w:r>
     </w:p>
     <w:p>
@@ -12682,7 +12778,25 @@
         <w:rPr>
           <w:rFonts w:hint="eastAsia" w:ascii="Times New Roman" w:hAnsi="Times New Roman" w:eastAsia="Times New Roman" w:cs="Times New Roman"/>
         </w:rPr>
-        <w:t>。</w:t>
+        <w:t>。（</w:t>
+      </w:r>
+      <w:r>
+        <w:rPr>
+          <w:rFonts w:hint="eastAsia" w:ascii="Times New Roman" w:hAnsi="Times New Roman" w:eastAsia="FangSong" w:cs="Times New Roman"/>
+        </w:rPr>
+        <w:t>见图</w:t>
+      </w:r>
+      <w:r>
+        <w:rPr>
+          <w:rFonts w:ascii="Times New Roman" w:hAnsi="Times New Roman" w:eastAsia="Times New Roman" w:cs="Times New Roman"/>
+        </w:rPr>
+        <w:t xml:space="preserve"> </w:t>
+      </w:r>
+      <w:r>
+        <w:rPr>
+          <w:rFonts w:hint="eastAsia" w:ascii="Times New Roman" w:hAnsi="Times New Roman" w:eastAsia="Times New Roman" w:cs="Times New Roman"/>
+        </w:rPr>
+        <w:t xml:space="preserve">6）</w:t>
       </w:r>
     </w:p>
     <w:p>
@@ -13271,7 +13385,25 @@
         <w:rPr>
           <w:rFonts w:hint="eastAsia" w:ascii="Times New Roman" w:hAnsi="Times New Roman" w:eastAsia="Times New Roman" w:cs="Times New Roman"/>
         </w:rPr>
-        <w:t xml:space="preserve">pm）。</w:t>
+        <w:t>pm）（</w:t>
+      </w:r>
+      <w:r>
+        <w:rPr>
+          <w:rFonts w:hint="eastAsia" w:ascii="Times New Roman" w:hAnsi="Times New Roman" w:eastAsia="FangSong" w:cs="Times New Roman"/>
+        </w:rPr>
+        <w:t>见图</w:t>
+      </w:r>
+      <w:r>
+        <w:rPr>
+          <w:rFonts w:ascii="Times New Roman" w:hAnsi="Times New Roman" w:eastAsia="Times New Roman" w:cs="Times New Roman"/>
+        </w:rPr>
+        <w:t xml:space="preserve"> </w:t>
+      </w:r>
+      <w:r>
+        <w:rPr>
+          <w:rFonts w:hint="eastAsia" w:ascii="Times New Roman" w:hAnsi="Times New Roman" w:eastAsia="Times New Roman" w:cs="Times New Roman"/>
+        </w:rPr>
+        <w:t xml:space="preserve">9）。</w:t>
       </w:r>
     </w:p>
     <w:p>
@@ -13439,7 +13571,25 @@
         <w:rPr>
           <w:rFonts w:hint="eastAsia" w:ascii="Times New Roman" w:hAnsi="Times New Roman" w:eastAsia="Times New Roman" w:cs="Times New Roman"/>
         </w:rPr>
-        <w:t>）。</w:t>
+        <w:t>）。（</w:t>
+      </w:r>
+      <w:r>
+        <w:rPr>
+          <w:rFonts w:hint="eastAsia" w:ascii="Times New Roman" w:hAnsi="Times New Roman" w:eastAsia="FangSong" w:cs="Times New Roman"/>
+        </w:rPr>
+        <w:t>见图</w:t>
+      </w:r>
+      <w:r>
+        <w:rPr>
+          <w:rFonts w:ascii="Times New Roman" w:hAnsi="Times New Roman" w:eastAsia="Times New Roman" w:cs="Times New Roman"/>
+        </w:rPr>
+        <w:t xml:space="preserve"> </w:t>
+      </w:r>
+      <w:r>
+        <w:rPr>
+          <w:rFonts w:hint="eastAsia" w:ascii="Times New Roman" w:hAnsi="Times New Roman" w:eastAsia="Times New Roman" w:cs="Times New Roman"/>
+        </w:rPr>
+        <w:t xml:space="preserve">7）</w:t>
       </w:r>
     </w:p>
     <w:p>
@@ -14533,7 +14683,31 @@
         <w:rPr>
           <w:rFonts w:ascii="Times New Roman" w:hAnsi="Times New Roman" w:eastAsia="Times New Roman" w:cs="Times New Roman"/>
         </w:rPr>
-        <w:t xml:space="preserve"> + Hg↓。</w:t>
+        <w:t xml:space="preserve"> + </w:t>
+      </w:r>
+      <w:r>
+        <w:rPr>
+          <w:rFonts w:hint="eastAsia" w:ascii="Times New Roman" w:hAnsi="Times New Roman" w:eastAsia="Times New Roman" w:cs="Times New Roman"/>
+        </w:rPr>
+        <w:t>Hg↓。（</w:t>
+      </w:r>
+      <w:r>
+        <w:rPr>
+          <w:rFonts w:hint="eastAsia" w:ascii="Times New Roman" w:hAnsi="Times New Roman" w:eastAsia="FangSong" w:cs="Times New Roman"/>
+        </w:rPr>
+        <w:t>见图</w:t>
+      </w:r>
+      <w:r>
+        <w:rPr>
+          <w:rFonts w:ascii="Times New Roman" w:hAnsi="Times New Roman" w:eastAsia="Times New Roman" w:cs="Times New Roman"/>
+        </w:rPr>
+        <w:t xml:space="preserve"> </w:t>
+      </w:r>
+      <w:r>
+        <w:rPr>
+          <w:rFonts w:hint="eastAsia" w:ascii="Times New Roman" w:hAnsi="Times New Roman" w:eastAsia="Times New Roman" w:cs="Times New Roman"/>
+        </w:rPr>
+        <w:t xml:space="preserve">8）</w:t>
       </w:r>
       <w:r>
         <w:rPr>
@@ -17565,7 +17739,25 @@
         <w:rPr>
           <w:rFonts w:hint="eastAsia" w:ascii="Times New Roman" w:hAnsi="Times New Roman" w:eastAsia="Times New Roman" w:cs="Times New Roman"/>
         </w:rPr>
-        <w:t>。</w:t>
+        <w:t>。（</w:t>
+      </w:r>
+      <w:r>
+        <w:rPr>
+          <w:rFonts w:hint="eastAsia" w:ascii="Times New Roman" w:hAnsi="Times New Roman" w:eastAsia="FangSong" w:cs="Times New Roman"/>
+        </w:rPr>
+        <w:t>见图</w:t>
+      </w:r>
+      <w:r>
+        <w:rPr>
+          <w:rFonts w:ascii="Times New Roman" w:hAnsi="Times New Roman" w:eastAsia="Times New Roman" w:cs="Times New Roman"/>
+        </w:rPr>
+        <w:t xml:space="preserve"> </w:t>
+      </w:r>
+      <w:r>
+        <w:rPr>
+          <w:rFonts w:hint="eastAsia" w:ascii="Times New Roman" w:hAnsi="Times New Roman" w:eastAsia="Times New Roman" w:cs="Times New Roman"/>
+        </w:rPr>
+        <w:t xml:space="preserve">11）</w:t>
       </w:r>
     </w:p>
     <w:bookmarkEnd w:id="55"/>
@@ -18318,7 +18510,25 @@
         <w:rPr>
           <w:rFonts w:hint="eastAsia" w:ascii="Times New Roman" w:hAnsi="Times New Roman" w:eastAsia="Times New Roman" w:cs="Times New Roman"/>
         </w:rPr>
-        <w:t>。</w:t>
+        <w:t>。（</w:t>
+      </w:r>
+      <w:r>
+        <w:rPr>
+          <w:rFonts w:hint="eastAsia" w:ascii="Times New Roman" w:hAnsi="Times New Roman" w:eastAsia="FangSong" w:cs="Times New Roman"/>
+        </w:rPr>
+        <w:t>见图</w:t>
+      </w:r>
+      <w:r>
+        <w:rPr>
+          <w:rFonts w:ascii="Times New Roman" w:hAnsi="Times New Roman" w:eastAsia="Times New Roman" w:cs="Times New Roman"/>
+        </w:rPr>
+        <w:t xml:space="preserve"> </w:t>
+      </w:r>
+      <w:r>
+        <w:rPr>
+          <w:rFonts w:hint="eastAsia" w:ascii="Times New Roman" w:hAnsi="Times New Roman" w:eastAsia="Times New Roman" w:cs="Times New Roman"/>
+        </w:rPr>
+        <w:t xml:space="preserve">10）</w:t>
       </w:r>
       <w:r>
         <w:rPr>
@@ -19032,7 +19242,25 @@
         <w:rPr>
           <w:rFonts w:hint="eastAsia" w:ascii="Times New Roman" w:hAnsi="Times New Roman" w:eastAsia="Times New Roman" w:cs="Times New Roman"/>
         </w:rPr>
-        <w:t>。</w:t>
+        <w:t>（</w:t>
+      </w:r>
+      <w:r>
+        <w:rPr>
+          <w:rFonts w:hint="eastAsia" w:ascii="Times New Roman" w:hAnsi="Times New Roman" w:eastAsia="FangSong" w:cs="Times New Roman"/>
+        </w:rPr>
+        <w:t>层状结构见图</w:t>
+      </w:r>
+      <w:r>
+        <w:rPr>
+          <w:rFonts w:ascii="Times New Roman" w:hAnsi="Times New Roman" w:eastAsia="Times New Roman" w:cs="Times New Roman"/>
+        </w:rPr>
+        <w:t xml:space="preserve"> </w:t>
+      </w:r>
+      <w:r>
+        <w:rPr>
+          <w:rFonts w:hint="eastAsia" w:ascii="Times New Roman" w:hAnsi="Times New Roman" w:eastAsia="Times New Roman" w:cs="Times New Roman"/>
+        </w:rPr>
+        <w:t xml:space="preserve">12）。</w:t>
       </w:r>
     </w:p>
     <w:p>
